--- a/方案草稿/中远船厂-AI原生无纸化制造-技术方案.docx
+++ b/方案草稿/中远船厂-AI原生无纸化制造-技术方案.docx
@@ -118,7 +118,24 @@
           <w:i/>
           <w:color w:val="555555"/>
         </w:rPr>
-        <w:t>:草稿 v0.3(第一、二、三部分均已展开至详细要点级;可据此评审,或派生售前/商务版本)。</w:t>
+        <w:t>:草稿 v0.4(新增第16章"设计域:AI 辅助设计与数字化交付",将方案上延至设计端、下延至数字化交付,形成"设计→制造→交付→运营"全生命周期;并以专业表述纳入</w:t>
+      </w:r>
+      <w:r>
+        <w:rPr>
+          <w:rFonts w:ascii="Microsoft YaHei" w:hAnsi="Microsoft YaHei" w:eastAsia="Microsoft YaHei"/>
+          <w:b/>
+          <w:i/>
+          <w:color w:val="555555"/>
+        </w:rPr>
+        <w:t>已建成的工位级三维数字化作业(Pad + 轻量化三维动态模型 + 自动派生施工视图/标注)</w:t>
+      </w:r>
+      <w:r>
+        <w:rPr>
+          <w:rFonts w:ascii="Microsoft YaHei" w:hAnsi="Microsoft YaHei" w:eastAsia="Microsoft YaHei"/>
+          <w:i/>
+          <w:color w:val="555555"/>
+        </w:rPr>
+        <w:t>,见第8章)。</w:t>
       </w:r>
     </w:p>
     <w:p>
@@ -258,7 +275,7 @@
         <w:rPr>
           <w:rFonts w:ascii="Microsoft YaHei" w:hAnsi="Microsoft YaHei" w:eastAsia="Microsoft YaHei"/>
         </w:rPr>
-        <w:t>8. 三维模型流转与三维转施工平面</w:t>
+        <w:t>8. 三维模型流转与工位级三维数字化作业(MBD)</w:t>
       </w:r>
     </w:p>
     <w:p>
@@ -346,15 +363,6 @@
       </w:r>
     </w:p>
     <w:p>
-      <w:r>
-        <w:rPr>
-          <w:rFonts w:ascii="Microsoft YaHei" w:hAnsi="Microsoft YaHei" w:eastAsia="Microsoft YaHei"/>
-          <w:b/>
-        </w:rPr>
-        <w:t>第三部分 · 实施与长远规划</w:t>
-      </w:r>
-    </w:p>
-    <w:p>
       <w:pPr>
         <w:pStyle w:val="ListBullet"/>
         <w:ind w:left="360"/>
@@ -363,7 +371,28 @@
         <w:rPr>
           <w:rFonts w:ascii="Microsoft YaHei" w:hAnsi="Microsoft YaHei" w:eastAsia="Microsoft YaHei"/>
         </w:rPr>
-        <w:t>16. 分阶段实施路径与长远规划(近期 / 中期 / 远期·极具挑战,含前置依赖与风险)</w:t>
+        <w:t>16. 设计域:AI 辅助设计与数字化交付(全生命周期上游延伸)</w:t>
+      </w:r>
+    </w:p>
+    <w:p>
+      <w:r>
+        <w:rPr>
+          <w:rFonts w:ascii="Microsoft YaHei" w:hAnsi="Microsoft YaHei" w:eastAsia="Microsoft YaHei"/>
+          <w:b/>
+        </w:rPr>
+        <w:t>第三部分 · 实施与长远规划</w:t>
+      </w:r>
+    </w:p>
+    <w:p>
+      <w:pPr>
+        <w:pStyle w:val="ListBullet"/>
+        <w:ind w:left="360"/>
+      </w:pPr>
+      <w:r>
+        <w:rPr>
+          <w:rFonts w:ascii="Microsoft YaHei" w:hAnsi="Microsoft YaHei" w:eastAsia="Microsoft YaHei"/>
+        </w:rPr>
+        <w:t>17. 分阶段实施路径与长远规划(近期 / 中期 / 远期·极具挑战,含前置依赖与风险)</w:t>
       </w:r>
     </w:p>
     <w:p>
@@ -1791,7 +1820,7 @@
         <w:rPr>
           <w:rFonts w:ascii="Microsoft YaHei" w:hAnsi="Microsoft YaHei" w:eastAsia="Microsoft YaHei"/>
         </w:rPr>
-        <w:t>:KPI 体系以坞内一次合拢成功率为首(第5章);长远规划里数字孪生的落点是搭载网络/坞期仿真(第16章),而非泛可视化。</w:t>
+        <w:t>:KPI 体系以坞内一次合拢成功率为首(第5章);长远规划里数字孪生的落点是搭载网络/坞期仿真(第17章),而非泛可视化。</w:t>
       </w:r>
     </w:p>
     <w:p>
@@ -4849,7 +4878,7 @@
               <w:rPr>
                 <w:rFonts w:ascii="Microsoft YaHei" w:hAnsi="Microsoft YaHei" w:eastAsia="Microsoft YaHei"/>
               </w:rPr>
-              <w:t>接口预留,长远规划纳入(第16章)</w:t>
+              <w:t>接口预留,长远规划纳入(第17章)</w:t>
             </w:r>
           </w:p>
         </w:tc>
@@ -4894,7 +4923,7 @@
               <w:rPr>
                 <w:rFonts w:ascii="Microsoft YaHei" w:hAnsi="Microsoft YaHei" w:eastAsia="Microsoft YaHei"/>
               </w:rPr>
-              <w:t>长远规划(第16章)</w:t>
+              <w:t>长远规划(第17章)</w:t>
             </w:r>
           </w:p>
         </w:tc>
@@ -5350,7 +5379,7 @@
           <w:rFonts w:ascii="Microsoft YaHei" w:hAnsi="Microsoft YaHei" w:eastAsia="Microsoft YaHei"/>
           <w:b/>
         </w:rPr>
-        <w:t>长远规划(第16章)</w:t>
+        <w:t>长远规划(第17章)</w:t>
       </w:r>
       <w:r>
         <w:rPr>
@@ -7429,7 +7458,71 @@
           <w:color w:val="1F3A5F"/>
           <w:sz w:val="32"/>
         </w:rPr>
-        <w:t>8. 三维模型流转与三维转施工平面</w:t>
+        <w:t>8. 三维模型流转与工位级三维数字化作业(MBD)</w:t>
+      </w:r>
+    </w:p>
+    <w:p>
+      <w:pPr>
+        <w:ind w:left="432"/>
+      </w:pPr>
+      <w:r>
+        <w:rPr>
+          <w:rFonts w:ascii="Microsoft YaHei" w:hAnsi="Microsoft YaHei" w:eastAsia="Microsoft YaHei"/>
+          <w:i/>
+          <w:color w:val="555555"/>
+        </w:rPr>
+        <w:t>本章承载本方案</w:t>
+      </w:r>
+      <w:r>
+        <w:rPr>
+          <w:rFonts w:ascii="Microsoft YaHei" w:hAnsi="Microsoft YaHei" w:eastAsia="Microsoft YaHei"/>
+          <w:b/>
+          <w:i/>
+          <w:color w:val="555555"/>
+        </w:rPr>
+        <w:t>最先落地</w:t>
+      </w:r>
+      <w:r>
+        <w:rPr>
+          <w:rFonts w:ascii="Microsoft YaHei" w:hAnsi="Microsoft YaHei" w:eastAsia="Microsoft YaHei"/>
+          <w:i/>
+          <w:color w:val="555555"/>
+        </w:rPr>
+        <w:t>的能力——</w:t>
+      </w:r>
+      <w:r>
+        <w:rPr>
+          <w:rFonts w:ascii="Microsoft YaHei" w:hAnsi="Microsoft YaHei" w:eastAsia="Microsoft YaHei"/>
+          <w:b/>
+          <w:i/>
+          <w:color w:val="555555"/>
+        </w:rPr>
+        <w:t>基于轻量化三维模型的工位级数字化作业</w:t>
+      </w:r>
+      <w:r>
+        <w:rPr>
+          <w:rFonts w:ascii="Microsoft YaHei" w:hAnsi="Microsoft YaHei" w:eastAsia="Microsoft YaHei"/>
+          <w:i/>
+          <w:color w:val="555555"/>
+        </w:rPr>
+        <w:t>。该能力</w:t>
+      </w:r>
+      <w:r>
+        <w:rPr>
+          <w:rFonts w:ascii="Microsoft YaHei" w:hAnsi="Microsoft YaHei" w:eastAsia="Microsoft YaHei"/>
+          <w:b/>
+          <w:i/>
+          <w:color w:val="555555"/>
+        </w:rPr>
+        <w:t>现已建成并在部分工位试运行</w:t>
+      </w:r>
+      <w:r>
+        <w:rPr>
+          <w:rFonts w:ascii="Microsoft YaHei" w:hAnsi="Microsoft YaHei" w:eastAsia="Microsoft YaHei"/>
+          <w:i/>
+          <w:color w:val="555555"/>
+        </w:rPr>
+        <w:t>,是后续 AI 闭环、知识工程、报验见证的落地基座。</w:t>
       </w:r>
     </w:p>
     <w:p>
@@ -7443,7 +7536,7 @@
           <w:color w:val="1F3A5F"/>
           <w:sz w:val="26"/>
         </w:rPr>
-        <w:t>8.1 模型受控流转路径</w:t>
+        <w:t>8.1 工位级三维数字化作业(已建成能力)</w:t>
       </w:r>
     </w:p>
     <w:p>
@@ -7454,15 +7547,22 @@
       <w:r>
         <w:rPr>
           <w:rFonts w:ascii="Microsoft YaHei" w:hAnsi="Microsoft YaHei" w:eastAsia="Microsoft YaHei"/>
-        </w:rPr>
-        <w:t>路径:</w:t>
-      </w:r>
-      <w:r>
-        <w:rPr>
-          <w:rFonts w:ascii="Microsoft YaHei" w:hAnsi="Microsoft YaHei" w:eastAsia="Microsoft YaHei"/>
-          <w:b/>
-        </w:rPr>
-        <w:t>三维 CAD → PDM 受控发布 → CAPP 施工包 → MES 工单 → 移动端按工序加载</w:t>
+          <w:b/>
+        </w:rPr>
+        <w:t>定义</w:t>
+      </w:r>
+      <w:r>
+        <w:rPr>
+          <w:rFonts w:ascii="Microsoft YaHei" w:hAnsi="Microsoft YaHei" w:eastAsia="Microsoft YaHei"/>
+        </w:rPr>
+        <w:t>:以三维模型替代二维图纸下发工位,即</w:t>
+      </w:r>
+      <w:r>
+        <w:rPr>
+          <w:rFonts w:ascii="Microsoft YaHei" w:hAnsi="Microsoft YaHei" w:eastAsia="Microsoft YaHei"/>
+          <w:b/>
+        </w:rPr>
+        <w:t>基于模型的作业指导(Model-Based Work Instruction, MBWI / MBD 下厂)</w:t>
       </w:r>
       <w:r>
         <w:rPr>
@@ -7479,21 +7579,129 @@
       <w:r>
         <w:rPr>
           <w:rFonts w:ascii="Microsoft YaHei" w:hAnsi="Microsoft YaHei" w:eastAsia="Microsoft YaHei"/>
-        </w:rPr>
-        <w:t>受控原则:移动端</w:t>
-      </w:r>
-      <w:r>
-        <w:rPr>
-          <w:rFonts w:ascii="Microsoft YaHei" w:hAnsi="Microsoft YaHei" w:eastAsia="Microsoft YaHei"/>
-          <w:b/>
-        </w:rPr>
-        <w:t>只显示 PDM 最新受控版本</w:t>
-      </w:r>
-      <w:r>
-        <w:rPr>
-          <w:rFonts w:ascii="Microsoft YaHei" w:hAnsi="Microsoft YaHei" w:eastAsia="Microsoft YaHei"/>
-        </w:rPr>
-        <w:t>,旧版自动失效,杜绝版本混乱(尺子#8/#9)。</w:t>
+          <w:b/>
+        </w:rPr>
+        <w:t>能力形态(已落地 / 试运行)</w:t>
+      </w:r>
+      <w:r>
+        <w:rPr>
+          <w:rFonts w:ascii="Microsoft YaHei" w:hAnsi="Microsoft YaHei" w:eastAsia="Microsoft YaHei"/>
+        </w:rPr>
+        <w:t>:</w:t>
+      </w:r>
+    </w:p>
+    <w:p>
+      <w:pPr>
+        <w:pStyle w:val="ListBullet"/>
+        <w:ind w:left="720"/>
+      </w:pPr>
+      <w:r>
+        <w:rPr>
+          <w:rFonts w:ascii="Microsoft YaHei" w:hAnsi="Microsoft YaHei" w:eastAsia="Microsoft YaHei"/>
+        </w:rPr>
+        <w:t>工位三防平板终端加载</w:t>
+      </w:r>
+      <w:r>
+        <w:rPr>
+          <w:rFonts w:ascii="Microsoft YaHei" w:hAnsi="Microsoft YaHei" w:eastAsia="Microsoft YaHei"/>
+          <w:b/>
+        </w:rPr>
+        <w:t>轻量化三维动态模型</w:t>
+      </w:r>
+      <w:r>
+        <w:rPr>
+          <w:rFonts w:ascii="Microsoft YaHei" w:hAnsi="Microsoft YaHei" w:eastAsia="Microsoft YaHei"/>
+        </w:rPr>
+        <w:t>——可旋转、缩放、剖切、漫游的交互式三维,而非静态截图;</w:t>
+      </w:r>
+    </w:p>
+    <w:p>
+      <w:pPr>
+        <w:pStyle w:val="ListBullet"/>
+        <w:ind w:left="720"/>
+      </w:pPr>
+      <w:r>
+        <w:rPr>
+          <w:rFonts w:ascii="Microsoft YaHei" w:hAnsi="Microsoft YaHei" w:eastAsia="Microsoft YaHei"/>
+        </w:rPr>
+        <w:t>系统由模型</w:t>
+      </w:r>
+      <w:r>
+        <w:rPr>
+          <w:rFonts w:ascii="Microsoft YaHei" w:hAnsi="Microsoft YaHei" w:eastAsia="Microsoft YaHei"/>
+          <w:b/>
+        </w:rPr>
+        <w:t>自动派生施工视图</w:t>
+      </w:r>
+      <w:r>
+        <w:rPr>
+          <w:rFonts w:ascii="Microsoft YaHei" w:hAnsi="Microsoft YaHei" w:eastAsia="Microsoft YaHei"/>
+        </w:rPr>
+        <w:t>(正投影主视/俯视/侧视、剖切图、局部放大图)与</w:t>
+      </w:r>
+      <w:r>
+        <w:rPr>
+          <w:rFonts w:ascii="Microsoft YaHei" w:hAnsi="Microsoft YaHei" w:eastAsia="Microsoft YaHei"/>
+          <w:b/>
+        </w:rPr>
+        <w:t>制造信息标注(PMI:尺寸、零件编号、工艺/焊接信息)</w:t>
+      </w:r>
+      <w:r>
+        <w:rPr>
+          <w:rFonts w:ascii="Microsoft YaHei" w:hAnsi="Microsoft YaHei" w:eastAsia="Microsoft YaHei"/>
+        </w:rPr>
+        <w:t>;</w:t>
+      </w:r>
+    </w:p>
+    <w:p>
+      <w:pPr>
+        <w:pStyle w:val="ListBullet"/>
+        <w:ind w:left="720"/>
+      </w:pPr>
+      <w:r>
+        <w:rPr>
+          <w:rFonts w:ascii="Microsoft YaHei" w:hAnsi="Microsoft YaHei" w:eastAsia="Microsoft YaHei"/>
+          <w:b/>
+        </w:rPr>
+        <w:t>只读可视化</w:t>
+      </w:r>
+      <w:r>
+        <w:rPr>
+          <w:rFonts w:ascii="Microsoft YaHei" w:hAnsi="Microsoft YaHei" w:eastAsia="Microsoft YaHei"/>
+        </w:rPr>
+        <w:t>:支持浏览、点击查询、属性查看、现场测量,</w:t>
+      </w:r>
+      <w:r>
+        <w:rPr>
+          <w:rFonts w:ascii="Microsoft YaHei" w:hAnsi="Microsoft YaHei" w:eastAsia="Microsoft YaHei"/>
+          <w:b/>
+        </w:rPr>
+        <w:t>不可编辑修改</w:t>
+      </w:r>
+      <w:r>
+        <w:rPr>
+          <w:rFonts w:ascii="Microsoft YaHei" w:hAnsi="Microsoft YaHei" w:eastAsia="Microsoft YaHei"/>
+        </w:rPr>
+        <w:t>;</w:t>
+      </w:r>
+    </w:p>
+    <w:p>
+      <w:pPr>
+        <w:pStyle w:val="ListBullet"/>
+        <w:ind w:left="720"/>
+      </w:pPr>
+      <w:r>
+        <w:rPr>
+          <w:rFonts w:ascii="Microsoft YaHei" w:hAnsi="Microsoft YaHei" w:eastAsia="Microsoft YaHei"/>
+          <w:b/>
+        </w:rPr>
+        <w:t>轻量化 + 分块 + 按工序/分段过滤、按需加载</w:t>
+      </w:r>
+      <w:r>
+        <w:rPr>
+          <w:rFonts w:ascii="Microsoft YaHei" w:hAnsi="Microsoft YaHei" w:eastAsia="Microsoft YaHei"/>
+        </w:rPr>
+        <w:t>,适配现场终端与弱网/无网。</w:t>
       </w:r>
     </w:p>
     <w:p>
@@ -7504,21 +7712,15 @@
       <w:r>
         <w:rPr>
           <w:rFonts w:ascii="Microsoft YaHei" w:hAnsi="Microsoft YaHei" w:eastAsia="Microsoft YaHei"/>
-        </w:rPr>
-        <w:t>加载策略:模型</w:t>
-      </w:r>
-      <w:r>
-        <w:rPr>
-          <w:rFonts w:ascii="Microsoft YaHei" w:hAnsi="Microsoft YaHei" w:eastAsia="Microsoft YaHei"/>
-          <w:b/>
-        </w:rPr>
-        <w:t>轻量化 + 分块 + 按工序/分段过滤按需加载</w:t>
-      </w:r>
-      <w:r>
-        <w:rPr>
-          <w:rFonts w:ascii="Microsoft YaHei" w:hAnsi="Microsoft YaHei" w:eastAsia="Microsoft YaHei"/>
-        </w:rPr>
-        <w:t>,适配现场终端与弱网。</w:t>
+          <w:b/>
+        </w:rPr>
+        <w:t>价值</w:t>
+      </w:r>
+      <w:r>
+        <w:rPr>
+          <w:rFonts w:ascii="Microsoft YaHei" w:hAnsi="Microsoft YaHei" w:eastAsia="Microsoft YaHei"/>
+        </w:rPr>
+        <w:t>:工人直接获取三维施工信息与精确尺寸,消除二维图纸转译与读图误差,支撑"去图纸化"与节拍化作业(对应"模型直达工位"诉求)。</w:t>
       </w:r>
     </w:p>
     <w:p>
@@ -7532,7 +7734,7 @@
           <w:color w:val="1F3A5F"/>
           <w:sz w:val="26"/>
         </w:rPr>
-        <w:t>8.2 三维转施工平面关键技术(逐项)</w:t>
+        <w:t>8.2 模型受控流转路径</w:t>
       </w:r>
     </w:p>
     <w:p>
@@ -7543,15 +7745,21 @@
       <w:r>
         <w:rPr>
           <w:rFonts w:ascii="Microsoft YaHei" w:hAnsi="Microsoft YaHei" w:eastAsia="Microsoft YaHei"/>
-          <w:b/>
-        </w:rPr>
-        <w:t>视图自动生成</w:t>
-      </w:r>
-      <w:r>
-        <w:rPr>
-          <w:rFonts w:ascii="Microsoft YaHei" w:hAnsi="Microsoft YaHei" w:eastAsia="Microsoft YaHei"/>
-        </w:rPr>
-        <w:t>:正投影主视/俯视/侧视、剖切图、局部放大图;按施工对象自动选取视角。</w:t>
+        </w:rPr>
+        <w:t>路径:</w:t>
+      </w:r>
+      <w:r>
+        <w:rPr>
+          <w:rFonts w:ascii="Microsoft YaHei" w:hAnsi="Microsoft YaHei" w:eastAsia="Microsoft YaHei"/>
+          <w:b/>
+        </w:rPr>
+        <w:t>三维 CAD(正向设计模型)→ PDM 受控发布 → CAPP 施工包 → MES 工单 → 工位/移动端按工序加载</w:t>
+      </w:r>
+      <w:r>
+        <w:rPr>
+          <w:rFonts w:ascii="Microsoft YaHei" w:hAnsi="Microsoft YaHei" w:eastAsia="Microsoft YaHei"/>
+        </w:rPr>
+        <w:t>。</w:t>
       </w:r>
     </w:p>
     <w:p>
@@ -7562,15 +7770,21 @@
       <w:r>
         <w:rPr>
           <w:rFonts w:ascii="Microsoft YaHei" w:hAnsi="Microsoft YaHei" w:eastAsia="Microsoft YaHei"/>
-          <w:b/>
-        </w:rPr>
-        <w:t>图面处理</w:t>
-      </w:r>
-      <w:r>
-        <w:rPr>
-          <w:rFonts w:ascii="Microsoft YaHei" w:hAnsi="Microsoft YaHei" w:eastAsia="Microsoft YaHei"/>
-        </w:rPr>
-        <w:t>:隐藏线消除、边界线提取、焊缝线提取。</w:t>
+        </w:rPr>
+        <w:t>受控原则:终端</w:t>
+      </w:r>
+      <w:r>
+        <w:rPr>
+          <w:rFonts w:ascii="Microsoft YaHei" w:hAnsi="Microsoft YaHei" w:eastAsia="Microsoft YaHei"/>
+          <w:b/>
+        </w:rPr>
+        <w:t>只显示 PDM 最新受控版本</w:t>
+      </w:r>
+      <w:r>
+        <w:rPr>
+          <w:rFonts w:ascii="Microsoft YaHei" w:hAnsi="Microsoft YaHei" w:eastAsia="Microsoft YaHei"/>
+        </w:rPr>
+        <w:t>,旧版自动失效,杜绝版本混乱(尺子#8/#9)。</w:t>
       </w:r>
     </w:p>
     <w:p>
@@ -7581,15 +7795,22 @@
       <w:r>
         <w:rPr>
           <w:rFonts w:ascii="Microsoft YaHei" w:hAnsi="Microsoft YaHei" w:eastAsia="Microsoft YaHei"/>
-          <w:b/>
-        </w:rPr>
-        <w:t>标注叠加</w:t>
-      </w:r>
-      <w:r>
-        <w:rPr>
-          <w:rFonts w:ascii="Microsoft YaHei" w:hAnsi="Microsoft YaHei" w:eastAsia="Microsoft YaHei"/>
-        </w:rPr>
-        <w:t>:尺寸自动标注、零件编号标注、工序信息叠加、质量检验点叠加、安全/作业票提示叠加。</w:t>
+        </w:rPr>
+        <w:t>模型成熟度:仅"受控/发布"状态模型可下厂(治理规则详见第16章设计域 SSOT/MBD)。</w:t>
+      </w:r>
+    </w:p>
+    <w:p>
+      <w:pPr>
+        <w:pStyle w:val="Heading2"/>
+      </w:pPr>
+      <w:r>
+        <w:rPr>
+          <w:rFonts w:ascii="Microsoft YaHei" w:hAnsi="Microsoft YaHei" w:eastAsia="Microsoft YaHei"/>
+          <w:b/>
+          <w:color w:val="1F3A5F"/>
+          <w:sz w:val="26"/>
+        </w:rPr>
+        <w:t>8.3 模型自动派生施工视图与标注的关键技术(逐项)</w:t>
       </w:r>
     </w:p>
     <w:p>
@@ -7602,6 +7823,63 @@
           <w:rFonts w:ascii="Microsoft YaHei" w:hAnsi="Microsoft YaHei" w:eastAsia="Microsoft YaHei"/>
           <w:b/>
         </w:rPr>
+        <w:t>视图自动生成</w:t>
+      </w:r>
+      <w:r>
+        <w:rPr>
+          <w:rFonts w:ascii="Microsoft YaHei" w:hAnsi="Microsoft YaHei" w:eastAsia="Microsoft YaHei"/>
+        </w:rPr>
+        <w:t>:正投影主视/俯视/侧视、剖切图、局部放大图;按施工对象自动选取视角。</w:t>
+      </w:r>
+    </w:p>
+    <w:p>
+      <w:pPr>
+        <w:pStyle w:val="ListBullet"/>
+        <w:ind w:left="360"/>
+      </w:pPr>
+      <w:r>
+        <w:rPr>
+          <w:rFonts w:ascii="Microsoft YaHei" w:hAnsi="Microsoft YaHei" w:eastAsia="Microsoft YaHei"/>
+          <w:b/>
+        </w:rPr>
+        <w:t>图面处理</w:t>
+      </w:r>
+      <w:r>
+        <w:rPr>
+          <w:rFonts w:ascii="Microsoft YaHei" w:hAnsi="Microsoft YaHei" w:eastAsia="Microsoft YaHei"/>
+        </w:rPr>
+        <w:t>:隐藏线消除、边界线提取、焊缝线提取。</w:t>
+      </w:r>
+    </w:p>
+    <w:p>
+      <w:pPr>
+        <w:pStyle w:val="ListBullet"/>
+        <w:ind w:left="360"/>
+      </w:pPr>
+      <w:r>
+        <w:rPr>
+          <w:rFonts w:ascii="Microsoft YaHei" w:hAnsi="Microsoft YaHei" w:eastAsia="Microsoft YaHei"/>
+          <w:b/>
+        </w:rPr>
+        <w:t>标注叠加(PMI)</w:t>
+      </w:r>
+      <w:r>
+        <w:rPr>
+          <w:rFonts w:ascii="Microsoft YaHei" w:hAnsi="Microsoft YaHei" w:eastAsia="Microsoft YaHei"/>
+        </w:rPr>
+        <w:t>:尺寸自动标注、零件编号标注、工序信息叠加、质量检验点叠加、安全/作业票提示叠加。</w:t>
+      </w:r>
+    </w:p>
+    <w:p>
+      <w:pPr>
+        <w:pStyle w:val="ListBullet"/>
+        <w:ind w:left="360"/>
+      </w:pPr>
+      <w:r>
+        <w:rPr>
+          <w:rFonts w:ascii="Microsoft YaHei" w:hAnsi="Microsoft YaHei" w:eastAsia="Microsoft YaHei"/>
+          <w:b/>
+        </w:rPr>
         <w:t>过滤聚焦</w:t>
       </w:r>
       <w:r>
@@ -7622,7 +7900,7 @@
           <w:color w:val="1F3A5F"/>
           <w:sz w:val="26"/>
         </w:rPr>
-        <w:t>8.3 与一线协同的设计取向</w:t>
+        <w:t>8.4 与一线协同的设计取向</w:t>
       </w:r>
     </w:p>
     <w:p>
@@ -7635,13 +7913,13 @@
           <w:rFonts w:ascii="Microsoft YaHei" w:hAnsi="Microsoft YaHei" w:eastAsia="Microsoft YaHei"/>
           <w:b/>
         </w:rPr>
-        <w:t>模型 + 自动平面图并存</w:t>
-      </w:r>
-      <w:r>
-        <w:rPr>
-          <w:rFonts w:ascii="Microsoft YaHei" w:hAnsi="Microsoft YaHei" w:eastAsia="Microsoft YaHei"/>
-        </w:rPr>
-        <w:t>:照顾一线读图习惯,新人看平面图、熟练工看模型,逐步过渡(对江南"全模型下厂"范式的落地化裁剪)。</w:t>
+        <w:t>三维动态模型为主体 + 自动派生施工视图/标注为辅助</w:t>
+      </w:r>
+      <w:r>
+        <w:rPr>
+          <w:rFonts w:ascii="Microsoft YaHei" w:hAnsi="Microsoft YaHei" w:eastAsia="Microsoft YaHei"/>
+        </w:rPr>
+        <w:t>:模型可交互浏览,关键工序自动出施工视图/标注辅助读图,新人与熟练工各取所需,平滑过渡(对江南"全模型下厂"范式的落地化裁剪)。</w:t>
       </w:r>
     </w:p>
     <w:p>
@@ -7660,7 +7938,7 @@
         <w:rPr>
           <w:rFonts w:ascii="Microsoft YaHei" w:hAnsi="Microsoft YaHei" w:eastAsia="Microsoft YaHei"/>
         </w:rPr>
-        <w:t>:生成的平面图与 MES 工单、检验点、托盘清单绑定,形成"一单一图一标准"。</w:t>
+        <w:t>:模型/派生视图与 MES 工单、检验点、托盘清单绑定,形成"一单一模一标准"。</w:t>
       </w:r>
     </w:p>
     <w:p>
@@ -7709,7 +7987,20 @@
         <w:rPr>
           <w:rFonts w:ascii="Microsoft YaHei" w:hAnsi="Microsoft YaHei" w:eastAsia="Microsoft YaHei"/>
         </w:rPr>
-        <w:t xml:space="preserve">接单 → 三维/平面看图 → 扫码确认零件/托盘 → 施工 → 拍照/视频报工 → </w:t>
+        <w:t xml:space="preserve">接单 → </w:t>
+      </w:r>
+      <w:r>
+        <w:rPr>
+          <w:rFonts w:ascii="Microsoft YaHei" w:hAnsi="Microsoft YaHei" w:eastAsia="Microsoft YaHei"/>
+          <w:b/>
+        </w:rPr>
+        <w:t>三维模型/派生施工视图查看(工位级三维数字化作业基座见 8.1,已建成)</w:t>
+      </w:r>
+      <w:r>
+        <w:rPr>
+          <w:rFonts w:ascii="Microsoft YaHei" w:hAnsi="Microsoft YaHei" w:eastAsia="Microsoft YaHei"/>
+        </w:rPr>
+        <w:t xml:space="preserve"> → 扫码确认零件/托盘 → 施工 → 拍照/视频报工 → </w:t>
       </w:r>
       <w:r>
         <w:rPr>
@@ -9878,6 +10169,826 @@
     </w:p>
     <w:p>
       <w:pPr>
+        <w:pStyle w:val="Heading1"/>
+      </w:pPr>
+      <w:r>
+        <w:rPr>
+          <w:rFonts w:ascii="Microsoft YaHei" w:hAnsi="Microsoft YaHei" w:eastAsia="Microsoft YaHei"/>
+          <w:b/>
+          <w:color w:val="1F3A5F"/>
+          <w:sz w:val="32"/>
+        </w:rPr>
+        <w:t>16. 设计域:AI 辅助设计与数字化交付(全生命周期上游延伸)</w:t>
+      </w:r>
+    </w:p>
+    <w:p>
+      <w:pPr>
+        <w:ind w:left="432"/>
+      </w:pPr>
+      <w:r>
+        <w:rPr>
+          <w:rFonts w:ascii="Microsoft YaHei" w:hAnsi="Microsoft YaHei" w:eastAsia="Microsoft YaHei"/>
+          <w:i/>
+          <w:color w:val="555555"/>
+        </w:rPr>
+        <w:t>本项目由船厂</w:t>
+      </w:r>
+      <w:r>
+        <w:rPr>
+          <w:rFonts w:ascii="Microsoft YaHei" w:hAnsi="Microsoft YaHei" w:eastAsia="Microsoft YaHei"/>
+          <w:b/>
+          <w:i/>
+          <w:color w:val="555555"/>
+        </w:rPr>
+        <w:t>技术中心(设计端)主导</w:t>
+      </w:r>
+      <w:r>
+        <w:rPr>
+          <w:rFonts w:ascii="Microsoft YaHei" w:hAnsi="Microsoft YaHei" w:eastAsia="Microsoft YaHei"/>
+          <w:i/>
+          <w:color w:val="555555"/>
+        </w:rPr>
+        <w:t>,故在制造执行域(第5–15章)之外补强"设计域":向上延伸到设计与校审,向下延伸到数字化交付与运营,形成"设计→制造→交付→运营"全生命周期闭环。</w:t>
+      </w:r>
+      <w:r>
+        <w:rPr>
+          <w:rFonts w:ascii="Microsoft YaHei" w:hAnsi="Microsoft YaHei" w:eastAsia="Microsoft YaHei"/>
+          <w:b/>
+          <w:i/>
+          <w:color w:val="555555"/>
+        </w:rPr>
+        <w:t>本项目聚焦新造船,模型为正向设计产物。</w:t>
+      </w:r>
+    </w:p>
+    <w:p>
+      <w:pPr>
+        <w:pStyle w:val="Heading2"/>
+      </w:pPr>
+      <w:r>
+        <w:rPr>
+          <w:rFonts w:ascii="Microsoft YaHei" w:hAnsi="Microsoft YaHei" w:eastAsia="Microsoft YaHei"/>
+          <w:b/>
+          <w:color w:val="1F3A5F"/>
+          <w:sz w:val="26"/>
+        </w:rPr>
+        <w:t>16.1 设计端"去图纸化"与单一权威数据源(SSOT / MBD)</w:t>
+      </w:r>
+    </w:p>
+    <w:p>
+      <w:pPr>
+        <w:pStyle w:val="ListBullet"/>
+        <w:ind w:left="360"/>
+      </w:pPr>
+      <w:r>
+        <w:rPr>
+          <w:rFonts w:ascii="Microsoft YaHei" w:hAnsi="Microsoft YaHei" w:eastAsia="Microsoft YaHei"/>
+          <w:b/>
+        </w:rPr>
+        <w:t>MBD 原则</w:t>
+      </w:r>
+      <w:r>
+        <w:rPr>
+          <w:rFonts w:ascii="Microsoft YaHei" w:hAnsi="Microsoft YaHei" w:eastAsia="Microsoft YaHei"/>
+        </w:rPr>
+        <w:t>:以三维模型为</w:t>
+      </w:r>
+      <w:r>
+        <w:rPr>
+          <w:rFonts w:ascii="Microsoft YaHei" w:hAnsi="Microsoft YaHei" w:eastAsia="Microsoft YaHei"/>
+          <w:b/>
+        </w:rPr>
+        <w:t>唯一权威数据源(Single Source of Truth)</w:t>
+      </w:r>
+      <w:r>
+        <w:rPr>
+          <w:rFonts w:ascii="Microsoft YaHei" w:hAnsi="Microsoft YaHei" w:eastAsia="Microsoft YaHei"/>
+        </w:rPr>
+        <w:t>,二维图纸为模型派生物;变更先改模型,派生件随动。</w:t>
+      </w:r>
+    </w:p>
+    <w:p>
+      <w:pPr>
+        <w:pStyle w:val="ListBullet"/>
+        <w:ind w:left="360"/>
+      </w:pPr>
+      <w:r>
+        <w:rPr>
+          <w:rFonts w:ascii="Microsoft YaHei" w:hAnsi="Microsoft YaHei" w:eastAsia="Microsoft YaHei"/>
+          <w:b/>
+        </w:rPr>
+        <w:t>模型成熟度状态机</w:t>
+      </w:r>
+      <w:r>
+        <w:rPr>
+          <w:rFonts w:ascii="Microsoft YaHei" w:hAnsi="Microsoft YaHei" w:eastAsia="Microsoft YaHei"/>
+        </w:rPr>
+        <w:t>:在制(WIP)→ 校审中 → 受控 → 发布 → 作废;</w:t>
+      </w:r>
+      <w:r>
+        <w:rPr>
+          <w:rFonts w:ascii="Microsoft YaHei" w:hAnsi="Microsoft YaHei" w:eastAsia="Microsoft YaHei"/>
+          <w:b/>
+        </w:rPr>
+        <w:t>仅受控/发布版可下游使用</w:t>
+      </w:r>
+      <w:r>
+        <w:rPr>
+          <w:rFonts w:ascii="Microsoft YaHei" w:hAnsi="Microsoft YaHei" w:eastAsia="Microsoft YaHei"/>
+        </w:rPr>
+        <w:t>,与第8章流转衔接。</w:t>
+      </w:r>
+    </w:p>
+    <w:p>
+      <w:pPr>
+        <w:pStyle w:val="ListBullet"/>
+        <w:ind w:left="360"/>
+      </w:pPr>
+      <w:r>
+        <w:rPr>
+          <w:rFonts w:ascii="Microsoft YaHei" w:hAnsi="Microsoft YaHei" w:eastAsia="Microsoft YaHei"/>
+          <w:b/>
+        </w:rPr>
+        <w:t>模型数据标准</w:t>
+      </w:r>
+      <w:r>
+        <w:rPr>
+          <w:rFonts w:ascii="Microsoft YaHei" w:hAnsi="Microsoft YaHei" w:eastAsia="Microsoft YaHei"/>
+        </w:rPr>
+        <w:t xml:space="preserve">:几何 + </w:t>
+      </w:r>
+      <w:r>
+        <w:rPr>
+          <w:rFonts w:ascii="Microsoft YaHei" w:hAnsi="Microsoft YaHei" w:eastAsia="Microsoft YaHei"/>
+          <w:b/>
+        </w:rPr>
+        <w:t>PMI 制造信息标注</w:t>
+      </w:r>
+      <w:r>
+        <w:rPr>
+          <w:rFonts w:ascii="Microsoft YaHei" w:hAnsi="Microsoft YaHei" w:eastAsia="Microsoft YaHei"/>
+        </w:rPr>
+        <w:t xml:space="preserve"> + 结构树(分段)+ 统一编码(尺子#8)。</w:t>
+      </w:r>
+    </w:p>
+    <w:p>
+      <w:pPr>
+        <w:pStyle w:val="ListBullet"/>
+        <w:ind w:left="360"/>
+      </w:pPr>
+      <w:r>
+        <w:rPr>
+          <w:rFonts w:ascii="Microsoft YaHei" w:hAnsi="Microsoft YaHei" w:eastAsia="Microsoft YaHei"/>
+          <w:b/>
+        </w:rPr>
+        <w:t>意义</w:t>
+      </w:r>
+      <w:r>
+        <w:rPr>
+          <w:rFonts w:ascii="Microsoft YaHei" w:hAnsi="Microsoft YaHei" w:eastAsia="Microsoft YaHei"/>
+        </w:rPr>
+        <w:t>:这是"去图纸化"能否成立的根——先有模型治理标准,后有工位去图纸化。</w:t>
+      </w:r>
+    </w:p>
+    <w:p>
+      <w:pPr>
+        <w:pStyle w:val="Heading2"/>
+      </w:pPr>
+      <w:r>
+        <w:rPr>
+          <w:rFonts w:ascii="Microsoft YaHei" w:hAnsi="Microsoft YaHei" w:eastAsia="Microsoft YaHei"/>
+          <w:b/>
+          <w:color w:val="1F3A5F"/>
+          <w:sz w:val="26"/>
+        </w:rPr>
+        <w:t>16.2 AI 辅助三维建模(明确边界,不过度承诺)</w:t>
+      </w:r>
+    </w:p>
+    <w:p>
+      <w:pPr>
+        <w:pStyle w:val="ListBullet"/>
+        <w:ind w:left="360"/>
+      </w:pPr>
+      <w:r>
+        <w:rPr>
+          <w:rFonts w:ascii="Microsoft YaHei" w:hAnsi="Microsoft YaHei" w:eastAsia="Microsoft YaHei"/>
+          <w:b/>
+        </w:rPr>
+        <w:t>定位</w:t>
+      </w:r>
+      <w:r>
+        <w:rPr>
+          <w:rFonts w:ascii="Microsoft YaHei" w:hAnsi="Microsoft YaHei" w:eastAsia="Microsoft YaHei"/>
+        </w:rPr>
+        <w:t>:</w:t>
+      </w:r>
+      <w:r>
+        <w:rPr>
+          <w:rFonts w:ascii="Microsoft YaHei" w:hAnsi="Microsoft YaHei" w:eastAsia="Microsoft YaHei"/>
+          <w:b/>
+        </w:rPr>
+        <w:t>AI 辅助、人工确认的半自动建模</w:t>
+      </w:r>
+      <w:r>
+        <w:rPr>
+          <w:rFonts w:ascii="Microsoft YaHei" w:hAnsi="Microsoft YaHei" w:eastAsia="Microsoft YaHei"/>
+        </w:rPr>
+        <w:t>,减少重复建模工作量;</w:t>
+      </w:r>
+      <w:r>
+        <w:rPr>
+          <w:rFonts w:ascii="Microsoft YaHei" w:hAnsi="Microsoft YaHei" w:eastAsia="Microsoft YaHei"/>
+          <w:b/>
+        </w:rPr>
+        <w:t>非"一键全自动"</w:t>
+      </w:r>
+      <w:r>
+        <w:rPr>
+          <w:rFonts w:ascii="Microsoft YaHei" w:hAnsi="Microsoft YaHei" w:eastAsia="Microsoft YaHei"/>
+        </w:rPr>
+        <w:t>(回扣第14章 AI 可信边界)。</w:t>
+      </w:r>
+    </w:p>
+    <w:p>
+      <w:pPr>
+        <w:pStyle w:val="ListBullet"/>
+        <w:ind w:left="360"/>
+      </w:pPr>
+      <w:r>
+        <w:rPr>
+          <w:rFonts w:ascii="Microsoft YaHei" w:hAnsi="Microsoft YaHei" w:eastAsia="Microsoft YaHei"/>
+          <w:b/>
+        </w:rPr>
+        <w:t>适用分级</w:t>
+      </w:r>
+      <w:r>
+        <w:rPr>
+          <w:rFonts w:ascii="Microsoft YaHei" w:hAnsi="Microsoft YaHei" w:eastAsia="Microsoft YaHei"/>
+        </w:rPr>
+        <w:t>:规则化结构件(型材、肋板、标准节点)优先;</w:t>
+      </w:r>
+      <w:r>
+        <w:rPr>
+          <w:rFonts w:ascii="Microsoft YaHei" w:hAnsi="Microsoft YaHei" w:eastAsia="Microsoft YaHei"/>
+          <w:b/>
+        </w:rPr>
+        <w:t>复杂曲面外板、密集管系暂以人工为主、AI 辅助</w:t>
+      </w:r>
+      <w:r>
+        <w:rPr>
+          <w:rFonts w:ascii="Microsoft YaHei" w:hAnsi="Microsoft YaHei" w:eastAsia="Microsoft YaHei"/>
+        </w:rPr>
+        <w:t>。</w:t>
+      </w:r>
+    </w:p>
+    <w:p>
+      <w:pPr>
+        <w:pStyle w:val="ListBullet"/>
+        <w:ind w:left="360"/>
+      </w:pPr>
+      <w:r>
+        <w:rPr>
+          <w:rFonts w:ascii="Microsoft YaHei" w:hAnsi="Microsoft YaHei" w:eastAsia="Microsoft YaHei"/>
+          <w:b/>
+        </w:rPr>
+        <w:t>流程</w:t>
+      </w:r>
+      <w:r>
+        <w:rPr>
+          <w:rFonts w:ascii="Microsoft YaHei" w:hAnsi="Microsoft YaHei" w:eastAsia="Microsoft YaHei"/>
+        </w:rPr>
+        <w:t>:二维设计信息/参数化输入 → AI 生成候选三维构件 → 设计人员校正确认 → 入受控库。</w:t>
+      </w:r>
+    </w:p>
+    <w:p>
+      <w:pPr>
+        <w:pStyle w:val="ListBullet"/>
+        <w:ind w:left="360"/>
+      </w:pPr>
+      <w:r>
+        <w:rPr>
+          <w:rFonts w:ascii="Microsoft YaHei" w:hAnsi="Microsoft YaHei" w:eastAsia="Microsoft YaHei"/>
+          <w:b/>
+        </w:rPr>
+        <w:t>范围约束</w:t>
+      </w:r>
+      <w:r>
+        <w:rPr>
+          <w:rFonts w:ascii="Microsoft YaHei" w:hAnsi="Microsoft YaHei" w:eastAsia="Microsoft YaHei"/>
+        </w:rPr>
+        <w:t>:本项目限新造船(正向),不含修船/改装逆向扫描建模。</w:t>
+      </w:r>
+    </w:p>
+    <w:p>
+      <w:pPr>
+        <w:pStyle w:val="Heading2"/>
+      </w:pPr>
+      <w:r>
+        <w:rPr>
+          <w:rFonts w:ascii="Microsoft YaHei" w:hAnsi="Microsoft YaHei" w:eastAsia="Microsoft YaHei"/>
+          <w:b/>
+          <w:color w:val="1F3A5F"/>
+          <w:sz w:val="26"/>
+        </w:rPr>
+        <w:t>16.3 设计智能校审(设计端最可近期落地的 AI 价值点)</w:t>
+      </w:r>
+    </w:p>
+    <w:p>
+      <w:pPr>
+        <w:pStyle w:val="ListBullet"/>
+        <w:ind w:left="360"/>
+      </w:pPr>
+      <w:r>
+        <w:rPr>
+          <w:rFonts w:ascii="Microsoft YaHei" w:hAnsi="Microsoft YaHei" w:eastAsia="Microsoft YaHei"/>
+          <w:b/>
+        </w:rPr>
+        <w:t>把"校审"拆为四类规则库</w:t>
+      </w:r>
+      <w:r>
+        <w:rPr>
+          <w:rFonts w:ascii="Microsoft YaHei" w:hAnsi="Microsoft YaHei" w:eastAsia="Microsoft YaHei"/>
+        </w:rPr>
+        <w:t>,分别建设、分别可计算:</w:t>
+      </w:r>
+    </w:p>
+    <w:p>
+      <w:pPr>
+        <w:pStyle w:val="ListNumber"/>
+        <w:ind w:left="720"/>
+      </w:pPr>
+      <w:r>
+        <w:rPr>
+          <w:rFonts w:ascii="Microsoft YaHei" w:hAnsi="Microsoft YaHei" w:eastAsia="Microsoft YaHei"/>
+          <w:b/>
+        </w:rPr>
+        <w:t>合规性</w:t>
+      </w:r>
+      <w:r>
+        <w:rPr>
+          <w:rFonts w:ascii="Microsoft YaHei" w:hAnsi="Microsoft YaHei" w:eastAsia="Microsoft YaHei"/>
+        </w:rPr>
+        <w:t>:船级社规范、国标/国际公约等强制规则;</w:t>
+      </w:r>
+    </w:p>
+    <w:p>
+      <w:pPr>
+        <w:pStyle w:val="ListNumber"/>
+        <w:ind w:left="720"/>
+      </w:pPr>
+      <w:r>
+        <w:rPr>
+          <w:rFonts w:ascii="Microsoft YaHei" w:hAnsi="Microsoft YaHei" w:eastAsia="Microsoft YaHei"/>
+          <w:b/>
+        </w:rPr>
+        <w:t>工艺性/可制造性(DFM)</w:t>
+      </w:r>
+      <w:r>
+        <w:rPr>
+          <w:rFonts w:ascii="Microsoft YaHei" w:hAnsi="Microsoft YaHei" w:eastAsia="Microsoft YaHei"/>
+        </w:rPr>
+        <w:t>:是否便于下料/装配/焊接/涂装,工厂工艺惯例;</w:t>
+      </w:r>
+    </w:p>
+    <w:p>
+      <w:pPr>
+        <w:pStyle w:val="ListNumber"/>
+        <w:ind w:left="720"/>
+      </w:pPr>
+      <w:r>
+        <w:rPr>
+          <w:rFonts w:ascii="Microsoft YaHei" w:hAnsi="Microsoft YaHei" w:eastAsia="Microsoft YaHei"/>
+          <w:b/>
+        </w:rPr>
+        <w:t>一致性</w:t>
+      </w:r>
+      <w:r>
+        <w:rPr>
+          <w:rFonts w:ascii="Microsoft YaHei" w:hAnsi="Microsoft YaHei" w:eastAsia="Microsoft YaHei"/>
+        </w:rPr>
+        <w:t>:图模一致、专业间(船体/管/电/暖通)空间碰撞、BOM 一致;</w:t>
+      </w:r>
+    </w:p>
+    <w:p>
+      <w:pPr>
+        <w:pStyle w:val="ListNumber"/>
+        <w:ind w:left="720"/>
+      </w:pPr>
+      <w:r>
+        <w:rPr>
+          <w:rFonts w:ascii="Microsoft YaHei" w:hAnsi="Microsoft YaHei" w:eastAsia="Microsoft YaHei"/>
+          <w:b/>
+        </w:rPr>
+        <w:t>经验性</w:t>
+      </w:r>
+      <w:r>
+        <w:rPr>
+          <w:rFonts w:ascii="Microsoft YaHei" w:hAnsi="Microsoft YaHei" w:eastAsia="Microsoft YaHei"/>
+        </w:rPr>
+        <w:t>:历史返工、退审意见沉淀的经验规则。</w:t>
+      </w:r>
+    </w:p>
+    <w:p>
+      <w:pPr>
+        <w:pStyle w:val="ListBullet"/>
+        <w:ind w:left="360"/>
+      </w:pPr>
+      <w:r>
+        <w:rPr>
+          <w:rFonts w:ascii="Microsoft YaHei" w:hAnsi="Microsoft YaHei" w:eastAsia="Microsoft YaHei"/>
+          <w:b/>
+        </w:rPr>
+        <w:t>机制</w:t>
+      </w:r>
+      <w:r>
+        <w:rPr>
+          <w:rFonts w:ascii="Microsoft YaHei" w:hAnsi="Microsoft YaHei" w:eastAsia="Microsoft YaHei"/>
+        </w:rPr>
+        <w:t>:</w:t>
+      </w:r>
+      <w:r>
+        <w:rPr>
+          <w:rFonts w:ascii="Microsoft YaHei" w:hAnsi="Microsoft YaHei" w:eastAsia="Microsoft YaHei"/>
+          <w:b/>
+        </w:rPr>
+        <w:t>规则引擎(确定性规则)+ AI(规范自然语言理解 / 模糊经验判断)</w:t>
+      </w:r>
+      <w:r>
+        <w:rPr>
+          <w:rFonts w:ascii="Microsoft YaHei" w:hAnsi="Microsoft YaHei" w:eastAsia="Microsoft YaHei"/>
+        </w:rPr>
+        <w:t>结合;结论分级(通过/疑似/不通过/需人工),</w:t>
+      </w:r>
+      <w:r>
+        <w:rPr>
+          <w:rFonts w:ascii="Microsoft YaHei" w:hAnsi="Microsoft YaHei" w:eastAsia="Microsoft YaHei"/>
+          <w:b/>
+        </w:rPr>
+        <w:t>设计人员终审</w:t>
+      </w:r>
+      <w:r>
+        <w:rPr>
+          <w:rFonts w:ascii="Microsoft YaHei" w:hAnsi="Microsoft YaHei" w:eastAsia="Microsoft YaHei"/>
+        </w:rPr>
+        <w:t>。</w:t>
+      </w:r>
+    </w:p>
+    <w:p>
+      <w:pPr>
+        <w:pStyle w:val="ListBullet"/>
+        <w:ind w:left="360"/>
+      </w:pPr>
+      <w:r>
+        <w:rPr>
+          <w:rFonts w:ascii="Microsoft YaHei" w:hAnsi="Microsoft YaHei" w:eastAsia="Microsoft YaHei"/>
+          <w:b/>
+        </w:rPr>
+        <w:t>价值</w:t>
+      </w:r>
+      <w:r>
+        <w:rPr>
+          <w:rFonts w:ascii="Microsoft YaHei" w:hAnsi="Microsoft YaHei" w:eastAsia="Microsoft YaHei"/>
+        </w:rPr>
+        <w:t>:降低人工校审成本、减少带病出图、</w:t>
+      </w:r>
+      <w:r>
+        <w:rPr>
+          <w:rFonts w:ascii="Microsoft YaHei" w:hAnsi="Microsoft YaHei" w:eastAsia="Microsoft YaHei"/>
+          <w:b/>
+        </w:rPr>
+        <w:t>提升送审一次通过率</w:t>
+      </w:r>
+      <w:r>
+        <w:rPr>
+          <w:rFonts w:ascii="Microsoft YaHei" w:hAnsi="Microsoft YaHei" w:eastAsia="Microsoft YaHei"/>
+        </w:rPr>
+        <w:t>;与第10章知识工程、第14章 AI 边界一致。</w:t>
+      </w:r>
+    </w:p>
+    <w:p>
+      <w:pPr>
+        <w:pStyle w:val="Heading2"/>
+      </w:pPr>
+      <w:r>
+        <w:rPr>
+          <w:rFonts w:ascii="Microsoft YaHei" w:hAnsi="Microsoft YaHei" w:eastAsia="Microsoft YaHei"/>
+          <w:b/>
+          <w:color w:val="1F3A5F"/>
+          <w:sz w:val="26"/>
+        </w:rPr>
+        <w:t>16.4 设计变更数字化管理(三类变更闭环)</w:t>
+      </w:r>
+    </w:p>
+    <w:p>
+      <w:pPr>
+        <w:pStyle w:val="ListBullet"/>
+        <w:ind w:left="360"/>
+      </w:pPr>
+      <w:r>
+        <w:rPr>
+          <w:rFonts w:ascii="Microsoft YaHei" w:hAnsi="Microsoft YaHei" w:eastAsia="Microsoft YaHei"/>
+          <w:b/>
+        </w:rPr>
+        <w:t>三类变更</w:t>
+      </w:r>
+      <w:r>
+        <w:rPr>
+          <w:rFonts w:ascii="Microsoft YaHei" w:hAnsi="Microsoft YaHei" w:eastAsia="Microsoft YaHei"/>
+        </w:rPr>
+        <w:t xml:space="preserve">:① </w:t>
+      </w:r>
+      <w:r>
+        <w:rPr>
+          <w:rFonts w:ascii="Microsoft YaHei" w:hAnsi="Microsoft YaHei" w:eastAsia="Microsoft YaHei"/>
+          <w:b/>
+        </w:rPr>
+        <w:t>设计变更</w:t>
+      </w:r>
+      <w:r>
+        <w:rPr>
+          <w:rFonts w:ascii="Microsoft YaHei" w:hAnsi="Microsoft YaHei" w:eastAsia="Microsoft YaHei"/>
+        </w:rPr>
+        <w:t xml:space="preserve">(技术中心内部:技术通知单/技术联络单/ECN)② </w:t>
+      </w:r>
+      <w:r>
+        <w:rPr>
+          <w:rFonts w:ascii="Microsoft YaHei" w:hAnsi="Microsoft YaHei" w:eastAsia="Microsoft YaHei"/>
+          <w:b/>
+        </w:rPr>
+        <w:t>船东变更</w:t>
+      </w:r>
+      <w:r>
+        <w:rPr>
+          <w:rFonts w:ascii="Microsoft YaHei" w:hAnsi="Microsoft YaHei" w:eastAsia="Microsoft YaHei"/>
+        </w:rPr>
+        <w:t xml:space="preserve">(商务:船东意见)③ </w:t>
+      </w:r>
+      <w:r>
+        <w:rPr>
+          <w:rFonts w:ascii="Microsoft YaHei" w:hAnsi="Microsoft YaHei" w:eastAsia="Microsoft YaHei"/>
+          <w:b/>
+        </w:rPr>
+        <w:t>送审变更</w:t>
+      </w:r>
+      <w:r>
+        <w:rPr>
+          <w:rFonts w:ascii="Microsoft YaHei" w:hAnsi="Microsoft YaHei" w:eastAsia="Microsoft YaHei"/>
+        </w:rPr>
+        <w:t>(船级社退审/审图意见)。</w:t>
+      </w:r>
+    </w:p>
+    <w:p>
+      <w:pPr>
+        <w:pStyle w:val="ListBullet"/>
+        <w:ind w:left="360"/>
+      </w:pPr>
+      <w:r>
+        <w:rPr>
+          <w:rFonts w:ascii="Microsoft YaHei" w:hAnsi="Microsoft YaHei" w:eastAsia="Microsoft YaHei"/>
+          <w:b/>
+        </w:rPr>
+        <w:t>闭环</w:t>
+      </w:r>
+      <w:r>
+        <w:rPr>
+          <w:rFonts w:ascii="Microsoft YaHei" w:hAnsi="Microsoft YaHei" w:eastAsia="Microsoft YaHei"/>
+        </w:rPr>
+        <w:t xml:space="preserve">:发起 → </w:t>
+      </w:r>
+      <w:r>
+        <w:rPr>
+          <w:rFonts w:ascii="Microsoft YaHei" w:hAnsi="Microsoft YaHei" w:eastAsia="Microsoft YaHei"/>
+          <w:b/>
+        </w:rPr>
+        <w:t>影响域分析</w:t>
+      </w:r>
+      <w:r>
+        <w:rPr>
+          <w:rFonts w:ascii="Microsoft YaHei" w:hAnsi="Microsoft YaHei" w:eastAsia="Microsoft YaHei"/>
+        </w:rPr>
+        <w:t xml:space="preserve">(波及哪些模型/分段/工单/已完工/成本)→ 审批 → 受控发布 → 下发现场 → </w:t>
+      </w:r>
+      <w:r>
+        <w:rPr>
+          <w:rFonts w:ascii="Microsoft YaHei" w:hAnsi="Microsoft YaHei" w:eastAsia="Microsoft YaHei"/>
+          <w:b/>
+        </w:rPr>
+        <w:t>as-built 回灌</w:t>
+      </w:r>
+      <w:r>
+        <w:rPr>
+          <w:rFonts w:ascii="Microsoft YaHei" w:hAnsi="Microsoft YaHei" w:eastAsia="Microsoft YaHei"/>
+        </w:rPr>
+        <w:t>(尺子#9)。</w:t>
+      </w:r>
+    </w:p>
+    <w:p>
+      <w:pPr>
+        <w:pStyle w:val="ListBullet"/>
+        <w:ind w:left="360"/>
+      </w:pPr>
+      <w:r>
+        <w:rPr>
+          <w:rFonts w:ascii="Microsoft YaHei" w:hAnsi="Microsoft YaHei" w:eastAsia="Microsoft YaHei"/>
+          <w:b/>
+        </w:rPr>
+        <w:t>成本与结算</w:t>
+      </w:r>
+      <w:r>
+        <w:rPr>
+          <w:rFonts w:ascii="Microsoft YaHei" w:hAnsi="Microsoft YaHei" w:eastAsia="Microsoft YaHei"/>
+        </w:rPr>
+        <w:t>:记录变更的成本影响与依据,</w:t>
+      </w:r>
+      <w:r>
+        <w:rPr>
+          <w:rFonts w:ascii="Microsoft YaHei" w:hAnsi="Microsoft YaHei" w:eastAsia="Microsoft YaHei"/>
+          <w:b/>
+        </w:rPr>
+        <w:t>避免后期结算争议</w:t>
+      </w:r>
+      <w:r>
+        <w:rPr>
+          <w:rFonts w:ascii="Microsoft YaHei" w:hAnsi="Microsoft YaHei" w:eastAsia="Microsoft YaHei"/>
+        </w:rPr>
+        <w:t>(对应会议诉求);与第12章变更接口贯通。</w:t>
+      </w:r>
+    </w:p>
+    <w:p>
+      <w:pPr>
+        <w:pStyle w:val="Heading2"/>
+      </w:pPr>
+      <w:r>
+        <w:rPr>
+          <w:rFonts w:ascii="Microsoft YaHei" w:hAnsi="Microsoft YaHei" w:eastAsia="Microsoft YaHei"/>
+          <w:b/>
+          <w:color w:val="1F3A5F"/>
+          <w:sz w:val="26"/>
+        </w:rPr>
+        <w:t>16.5 面向船东的数字化交付与运营延伸(全生命周期下游)</w:t>
+      </w:r>
+    </w:p>
+    <w:p>
+      <w:pPr>
+        <w:pStyle w:val="ListBullet"/>
+        <w:ind w:left="360"/>
+      </w:pPr>
+      <w:r>
+        <w:rPr>
+          <w:rFonts w:ascii="Microsoft YaHei" w:hAnsi="Microsoft YaHei" w:eastAsia="Microsoft YaHei"/>
+          <w:b/>
+        </w:rPr>
+        <w:t>数字化交付物</w:t>
+      </w:r>
+      <w:r>
+        <w:rPr>
+          <w:rFonts w:ascii="Microsoft YaHei" w:hAnsi="Microsoft YaHei" w:eastAsia="Microsoft YaHei"/>
+        </w:rPr>
+        <w:t>:向船东交付</w:t>
+      </w:r>
+      <w:r>
+        <w:rPr>
+          <w:rFonts w:ascii="Microsoft YaHei" w:hAnsi="Microsoft YaHei" w:eastAsia="Microsoft YaHei"/>
+          <w:b/>
+        </w:rPr>
+        <w:t>轻量化三维模型 + 结构化属性 + 关键资料</w:t>
+      </w:r>
+      <w:r>
+        <w:rPr>
+          <w:rFonts w:ascii="Microsoft YaHei" w:hAnsi="Microsoft YaHei" w:eastAsia="Microsoft YaHei"/>
+        </w:rPr>
+        <w:t>,支持备件追溯、维修指导。</w:t>
+      </w:r>
+    </w:p>
+    <w:p>
+      <w:pPr>
+        <w:pStyle w:val="ListBullet"/>
+        <w:ind w:left="360"/>
+      </w:pPr>
+      <w:r>
+        <w:rPr>
+          <w:rFonts w:ascii="Microsoft YaHei" w:hAnsi="Microsoft YaHei" w:eastAsia="Microsoft YaHei"/>
+          <w:b/>
+        </w:rPr>
+        <w:t>交付标准</w:t>
+      </w:r>
+      <w:r>
+        <w:rPr>
+          <w:rFonts w:ascii="Microsoft YaHei" w:hAnsi="Microsoft YaHei" w:eastAsia="Microsoft YaHei"/>
+        </w:rPr>
+        <w:t>:对齐船级社/船东对</w:t>
+      </w:r>
+      <w:r>
+        <w:rPr>
+          <w:rFonts w:ascii="Microsoft YaHei" w:hAnsi="Microsoft YaHei" w:eastAsia="Microsoft YaHei"/>
+          <w:b/>
+        </w:rPr>
+        <w:t>数字化交付(digital handover)/数字孪生交付</w:t>
+      </w:r>
+      <w:r>
+        <w:rPr>
+          <w:rFonts w:ascii="Microsoft YaHei" w:hAnsi="Microsoft YaHei" w:eastAsia="Microsoft YaHei"/>
+        </w:rPr>
+        <w:t>的要求。</w:t>
+      </w:r>
+    </w:p>
+    <w:p>
+      <w:pPr>
+        <w:pStyle w:val="ListBullet"/>
+        <w:ind w:left="360"/>
+      </w:pPr>
+      <w:r>
+        <w:rPr>
+          <w:rFonts w:ascii="Microsoft YaHei" w:hAnsi="Microsoft YaHei" w:eastAsia="Microsoft YaHei"/>
+          <w:b/>
+        </w:rPr>
+        <w:t>运营延伸</w:t>
+      </w:r>
+      <w:r>
+        <w:rPr>
+          <w:rFonts w:ascii="Microsoft YaHei" w:hAnsi="Microsoft YaHei" w:eastAsia="Microsoft YaHei"/>
+        </w:rPr>
+        <w:t>:作为与公司</w:t>
+      </w:r>
+      <w:r>
+        <w:rPr>
+          <w:rFonts w:ascii="Microsoft YaHei" w:hAnsi="Microsoft YaHei" w:eastAsia="Microsoft YaHei"/>
+          <w:b/>
+        </w:rPr>
+        <w:t>船舶运营/智能航运</w:t>
+      </w:r>
+      <w:r>
+        <w:rPr>
+          <w:rFonts w:ascii="Microsoft YaHei" w:hAnsi="Microsoft YaHei" w:eastAsia="Microsoft YaHei"/>
+        </w:rPr>
+        <w:t>业务的接口,可延伸至运维数字孪生(预留接口,不在本期承诺)。</w:t>
+      </w:r>
+    </w:p>
+    <w:p>
+      <w:pPr>
+        <w:pStyle w:val="Heading2"/>
+      </w:pPr>
+      <w:r>
+        <w:rPr>
+          <w:rFonts w:ascii="Microsoft YaHei" w:hAnsi="Microsoft YaHei" w:eastAsia="Microsoft YaHei"/>
+          <w:b/>
+          <w:color w:val="1F3A5F"/>
+          <w:sz w:val="26"/>
+        </w:rPr>
+        <w:t>16.6 船级社数字化送审(补强会议缺失项)</w:t>
+      </w:r>
+    </w:p>
+    <w:p>
+      <w:pPr>
+        <w:pStyle w:val="ListBullet"/>
+        <w:ind w:left="360"/>
+      </w:pPr>
+      <w:r>
+        <w:rPr>
+          <w:rFonts w:ascii="Microsoft YaHei" w:hAnsi="Microsoft YaHei" w:eastAsia="Microsoft YaHei"/>
+        </w:rPr>
+        <w:t>顺应</w:t>
+      </w:r>
+      <w:r>
+        <w:rPr>
+          <w:rFonts w:ascii="Microsoft YaHei" w:hAnsi="Microsoft YaHei" w:eastAsia="Microsoft YaHei"/>
+          <w:b/>
+        </w:rPr>
+        <w:t>电子送审、模型送审、远程见证</w:t>
+      </w:r>
+      <w:r>
+        <w:rPr>
+          <w:rFonts w:ascii="Microsoft YaHei" w:hAnsi="Microsoft YaHei" w:eastAsia="Microsoft YaHei"/>
+        </w:rPr>
+        <w:t>趋势;与 16.3 的"合规性"校审规则库打通(送审前先做 AI 合规自检)。</w:t>
+      </w:r>
+    </w:p>
+    <w:p>
+      <w:pPr>
+        <w:pStyle w:val="ListBullet"/>
+        <w:ind w:left="360"/>
+      </w:pPr>
+      <w:r>
+        <w:rPr>
+          <w:rFonts w:ascii="Microsoft YaHei" w:hAnsi="Microsoft YaHei" w:eastAsia="Microsoft YaHei"/>
+        </w:rPr>
+        <w:t>送审记录、审图意见、退审整改纳入 16.4 变更闭环;技术中心是送审责任方。</w:t>
+      </w:r>
+    </w:p>
+    <w:p>
+      <w:pPr>
+        <w:ind w:left="432"/>
+      </w:pPr>
+      <w:r>
+        <w:rPr>
+          <w:rFonts w:ascii="Microsoft YaHei" w:hAnsi="Microsoft YaHei" w:eastAsia="Microsoft YaHei"/>
+          <w:i/>
+          <w:color w:val="555555"/>
+        </w:rPr>
+        <w:t>回扣尺子 #3 / #8 / #9 / #11 / #12。本章与制造执行域(第5–15章)合,构成"设计→制造→交付→运营"全生命周期。</w:t>
+      </w:r>
+    </w:p>
+    <w:p>
+      <w:pPr>
         <w:pStyle w:val="Title"/>
       </w:pPr>
       <w:r>
@@ -9901,7 +11012,7 @@
           <w:color w:val="1F3A5F"/>
           <w:sz w:val="32"/>
         </w:rPr>
-        <w:t>16. 分阶段实施路径与长远规划</w:t>
+        <w:t>17. 分阶段实施路径与长远规划</w:t>
       </w:r>
     </w:p>
     <w:p>
@@ -9915,7 +11026,7 @@
           <w:color w:val="1F3A5F"/>
           <w:sz w:val="26"/>
         </w:rPr>
-        <w:t>16.1 实施总则</w:t>
+        <w:t>17.1 实施总则</w:t>
       </w:r>
     </w:p>
     <w:p>
@@ -10024,7 +11135,7 @@
           <w:color w:val="1F3A5F"/>
           <w:sz w:val="26"/>
         </w:rPr>
-        <w:t>16.2 总览</w:t>
+        <w:t>17.2 总览</w:t>
       </w:r>
     </w:p>
     <w:tbl>
@@ -10381,7 +11492,7 @@
           <w:i/>
           <w:color w:val="555555"/>
         </w:rPr>
-        <w:t>周期为指示性,实际取决于 16.6 的前置依赖落实情况。</w:t>
+        <w:t>周期为指示性,实际取决于 17.6 的前置依赖落实情况。</w:t>
       </w:r>
     </w:p>
     <w:p>
@@ -10395,7 +11506,7 @@
           <w:color w:val="1F3A5F"/>
           <w:sz w:val="26"/>
         </w:rPr>
-        <w:t>16.3 第一期 · 近期(低风险、可落地)</w:t>
+        <w:t>17.3 第一期 · 近期(低风险、可落地)</w:t>
       </w:r>
     </w:p>
     <w:p>
@@ -10564,7 +11675,7 @@
         <w:rPr>
           <w:rFonts w:ascii="Microsoft YaHei" w:hAnsi="Microsoft YaHei" w:eastAsia="Microsoft YaHei"/>
         </w:rPr>
-        <w:t>:确认真实三维设计系统并打通最小集成(第12章/16.6);完成试点区域网络/终端现实评估(第13章)。</w:t>
+        <w:t>:确认真实三维设计系统并打通最小集成(第12章/17.6);完成试点区域网络/终端现实评估(第13章)。</w:t>
       </w:r>
     </w:p>
     <w:p>
@@ -10597,7 +11708,7 @@
           <w:color w:val="1F3A5F"/>
           <w:sz w:val="26"/>
         </w:rPr>
-        <w:t>16.4 第二期 · 中期(全厂铺开 + 制造主线打通,有依赖)</w:t>
+        <w:t>17.4 第二期 · 中期(全厂铺开 + 制造主线打通,有依赖)</w:t>
       </w:r>
     </w:p>
     <w:p>
@@ -10763,7 +11874,7 @@
           <w:color w:val="1F3A5F"/>
           <w:sz w:val="26"/>
         </w:rPr>
-        <w:t>16.5 第三期 · 远期(极具挑战的长远规划)</w:t>
+        <w:t>17.5 第三期 · 远期(极具挑战的长远规划)</w:t>
       </w:r>
     </w:p>
     <w:p>
@@ -11085,7 +12196,7 @@
           <w:color w:val="1F3A5F"/>
           <w:sz w:val="26"/>
         </w:rPr>
-        <w:t>16.6 关键前置依赖(决定周期与成败)</w:t>
+        <w:t>17.6 关键前置依赖(决定周期与成败)</w:t>
       </w:r>
     </w:p>
     <w:p>
@@ -11194,7 +12305,7 @@
           <w:color w:val="1F3A5F"/>
           <w:sz w:val="26"/>
         </w:rPr>
-        <w:t>16.7 主要风险与应对(摘要)</w:t>
+        <w:t>17.7 主要风险与应对(摘要)</w:t>
       </w:r>
     </w:p>
     <w:tbl>
@@ -11417,7 +12528,7 @@
           <w:color w:val="1F3A5F"/>
           <w:sz w:val="26"/>
         </w:rPr>
-        <w:t>16.8 小结</w:t>
+        <w:t>17.8 小结</w:t>
       </w:r>
     </w:p>
     <w:p>
@@ -11446,7 +12557,7 @@
         <w:rPr>
           <w:rFonts w:ascii="Microsoft YaHei" w:hAnsi="Microsoft YaHei" w:eastAsia="Microsoft YaHei"/>
         </w:rPr>
-        <w:t>*(草稿 v0.3 完。三部分均已展开至详细要点级;后续可按章节继续加深,或据此派生售前/商务版本。)*</w:t>
+        <w:t>*(草稿 v0.4 完。新增设计域(第16章)与工位级三维数字化作业(第8章)专业化表述;后续可按章节继续加深,或据此派生售前/商务版本。)*</w:t>
       </w:r>
     </w:p>
     <w:sectPr>
